--- a/examples/example_2/All_in_one_input.docx
+++ b/examples/example_2/All_in_one_input.docx
@@ -30,6 +30,14 @@
         <w:tblStyle w:val="a3"/>
         <w:tblW w:w="0" w:type="auto"/>
         <w:tblLook w:val="04A0" w:firstRow="1" w:lastRow="0" w:firstColumn="1" w:lastColumn="0" w:noHBand="0" w:noVBand="1"/>
+        <w:tblBorders>
+          <w:top w:val="single" w:sz="4" w:space="0" w:color="000000"/>
+          <w:left w:val="single" w:sz="4" w:space="0" w:color="000000"/>
+          <w:bottom w:val="single" w:sz="4" w:space="0" w:color="000000"/>
+          <w:right w:val="single" w:sz="4" w:space="0" w:color="000000"/>
+          <w:insideH w:val="single" w:sz="4" w:space="0" w:color="000000"/>
+          <w:insideV w:val="single" w:sz="4" w:space="0" w:color="000000"/>
+        </w:tblBorders>
       </w:tblPr>
       <w:tblGrid>
         <w:gridCol w:w="1040"/>
@@ -480,6 +488,14 @@
         <w:tblStyle w:val="a3"/>
         <w:tblW w:w="0" w:type="auto"/>
         <w:tblLook w:val="04A0" w:firstRow="1" w:lastRow="0" w:firstColumn="1" w:lastColumn="0" w:noHBand="0" w:noVBand="1"/>
+        <w:tblBorders>
+          <w:top w:val="single" w:sz="4" w:space="0" w:color="000000"/>
+          <w:left w:val="single" w:sz="4" w:space="0" w:color="000000"/>
+          <w:bottom w:val="single" w:sz="4" w:space="0" w:color="000000"/>
+          <w:right w:val="single" w:sz="4" w:space="0" w:color="000000"/>
+          <w:insideH w:val="single" w:sz="4" w:space="0" w:color="000000"/>
+          <w:insideV w:val="single" w:sz="4" w:space="0" w:color="000000"/>
+        </w:tblBorders>
       </w:tblPr>
       <w:tblGrid>
         <w:gridCol w:w="1557"/>
@@ -901,6 +917,14 @@
         <w:tblStyle w:val="a3"/>
         <w:tblW w:w="0" w:type="auto"/>
         <w:tblLook w:val="04A0" w:firstRow="1" w:lastRow="0" w:firstColumn="1" w:lastColumn="0" w:noHBand="0" w:noVBand="1"/>
+        <w:tblBorders>
+          <w:top w:val="single" w:sz="4" w:space="0" w:color="000000"/>
+          <w:left w:val="single" w:sz="4" w:space="0" w:color="000000"/>
+          <w:bottom w:val="single" w:sz="4" w:space="0" w:color="000000"/>
+          <w:right w:val="single" w:sz="4" w:space="0" w:color="000000"/>
+          <w:insideH w:val="single" w:sz="4" w:space="0" w:color="000000"/>
+          <w:insideV w:val="single" w:sz="4" w:space="0" w:color="000000"/>
+        </w:tblBorders>
       </w:tblPr>
       <w:tblGrid>
         <w:gridCol w:w="2436"/>
